--- a/docs/Диплом/Рабочая папка/Раздел 1.docx
+++ b/docs/Диплом/Рабочая папка/Раздел 1.docx
@@ -310,7 +310,6 @@
           <w:rFonts w:ascii="Times New Roman" w:hAnsi="Times New Roman" w:cs="Times New Roman"/>
           <w:sz w:val="28"/>
           <w:szCs w:val="28"/>
-          <w:lang w:val="en-US"/>
         </w:rPr>
       </w:pPr>
       <w:r>
@@ -329,13 +328,23 @@
         </w:rPr>
         <w:t>готовых небольших фрагментов кода (</w:t>
       </w:r>
-      <w:r>
-        <w:rPr>
-          <w:rFonts w:ascii="Times New Roman" w:hAnsi="Times New Roman" w:cs="Times New Roman"/>
-          <w:sz w:val="28"/>
-          <w:szCs w:val="28"/>
-        </w:rPr>
-        <w:t>сниппетов (</w:t>
+      <w:proofErr w:type="spellStart"/>
+      <w:r>
+        <w:rPr>
+          <w:rFonts w:ascii="Times New Roman" w:hAnsi="Times New Roman" w:cs="Times New Roman"/>
+          <w:sz w:val="28"/>
+          <w:szCs w:val="28"/>
+        </w:rPr>
+        <w:t>сниппетов</w:t>
+      </w:r>
+      <w:proofErr w:type="spellEnd"/>
+      <w:r>
+        <w:rPr>
+          <w:rFonts w:ascii="Times New Roman" w:hAnsi="Times New Roman" w:cs="Times New Roman"/>
+          <w:sz w:val="28"/>
+          <w:szCs w:val="28"/>
+        </w:rPr>
+        <w:t xml:space="preserve"> (</w:t>
       </w:r>
       <w:proofErr w:type="spellStart"/>
       <w:r>
@@ -447,7 +456,6 @@
           <w:rFonts w:ascii="Times New Roman" w:hAnsi="Times New Roman" w:cs="Times New Roman"/>
           <w:sz w:val="28"/>
           <w:szCs w:val="28"/>
-          <w:lang w:val="en-US"/>
         </w:rPr>
         <w:t>[</w:t>
       </w:r>
@@ -464,7 +472,6 @@
           <w:rFonts w:ascii="Times New Roman" w:hAnsi="Times New Roman" w:cs="Times New Roman"/>
           <w:sz w:val="28"/>
           <w:szCs w:val="28"/>
-          <w:lang w:val="en-US"/>
         </w:rPr>
         <w:t>]</w:t>
       </w:r>
@@ -689,7 +696,6 @@
           <w:rFonts w:ascii="Times New Roman" w:hAnsi="Times New Roman" w:cs="Times New Roman"/>
           <w:sz w:val="28"/>
           <w:szCs w:val="28"/>
-          <w:lang w:val="en-US"/>
         </w:rPr>
       </w:pPr>
       <w:r>
@@ -700,23 +706,13 @@
         </w:rPr>
         <w:t xml:space="preserve">3.  Этап специализированных решений (2010-е гг. – по настоящее время): Появление осознанной необходимости в инструментах, созданных </w:t>
       </w:r>
-      <w:proofErr w:type="spellStart"/>
-      <w:r>
-        <w:rPr>
-          <w:rFonts w:ascii="Times New Roman" w:hAnsi="Times New Roman" w:cs="Times New Roman"/>
-          <w:sz w:val="28"/>
-          <w:szCs w:val="28"/>
-        </w:rPr>
-        <w:t>specifically</w:t>
-      </w:r>
-      <w:proofErr w:type="spellEnd"/>
-      <w:r>
-        <w:rPr>
-          <w:rFonts w:ascii="Times New Roman" w:hAnsi="Times New Roman" w:cs="Times New Roman"/>
-          <w:sz w:val="28"/>
-          <w:szCs w:val="28"/>
-        </w:rPr>
-        <w:t xml:space="preserve"> для нужд IT-специалистов. Разработка прототипов и полноценных приложений, нацеленных на оптимизацию учебного процесса, подобного описанному в данном проекте.</w:t>
+      <w:r>
+        <w:rPr>
+          <w:rFonts w:ascii="Times New Roman" w:hAnsi="Times New Roman" w:cs="Times New Roman"/>
+          <w:sz w:val="28"/>
+          <w:szCs w:val="28"/>
+        </w:rPr>
+        <w:t>специально</w:t>
       </w:r>
       <w:r>
         <w:rPr>
@@ -731,7 +727,22 @@
           <w:rFonts w:ascii="Times New Roman" w:hAnsi="Times New Roman" w:cs="Times New Roman"/>
           <w:sz w:val="28"/>
           <w:szCs w:val="28"/>
-          <w:lang w:val="en-US"/>
+        </w:rPr>
+        <w:t>для нужд IT-специалистов. Разработка прототипов и полноценных приложений, нацеленных на оптимизацию учебного процесса, подобного описанному в данном проекте.</w:t>
+      </w:r>
+      <w:r>
+        <w:rPr>
+          <w:rFonts w:ascii="Times New Roman" w:hAnsi="Times New Roman" w:cs="Times New Roman"/>
+          <w:sz w:val="28"/>
+          <w:szCs w:val="28"/>
+        </w:rPr>
+        <w:t xml:space="preserve"> </w:t>
+      </w:r>
+      <w:r>
+        <w:rPr>
+          <w:rFonts w:ascii="Times New Roman" w:hAnsi="Times New Roman" w:cs="Times New Roman"/>
+          <w:sz w:val="28"/>
+          <w:szCs w:val="28"/>
         </w:rPr>
         <w:t>[</w:t>
       </w:r>
@@ -748,7 +759,6 @@
           <w:rFonts w:ascii="Times New Roman" w:hAnsi="Times New Roman" w:cs="Times New Roman"/>
           <w:sz w:val="28"/>
           <w:szCs w:val="28"/>
-          <w:lang w:val="en-US"/>
         </w:rPr>
         <w:t>]</w:t>
       </w:r>
@@ -818,17 +828,7 @@
           <w:sz w:val="28"/>
           <w:szCs w:val="28"/>
         </w:rPr>
-        <w:t xml:space="preserve">1.2. </w:t>
-      </w:r>
-      <w:r>
-        <w:rPr>
-          <w:rFonts w:ascii="Times New Roman" w:hAnsi="Times New Roman" w:cs="Times New Roman"/>
-          <w:b/>
-          <w:bCs/>
-          <w:sz w:val="28"/>
-          <w:szCs w:val="28"/>
-        </w:rPr>
-        <w:t>ПОНЯТИЕ И ОПРЕДЕЛЕНИЕ ОБЛАСТИ ИССЛЕДОВАНИЯ</w:t>
+        <w:t>1.2. ПОНЯТИЕ И ОПРЕДЕЛЕНИЕ ОБЛАСТИ ИССЛЕДОВАНИЯ</w:t>
       </w:r>
     </w:p>
     <w:p>
@@ -911,6 +911,31 @@
         <w:lastRenderedPageBreak/>
         <w:t xml:space="preserve">которое функционирует </w:t>
       </w:r>
+      <w:r>
+        <w:rPr>
+          <w:rFonts w:ascii="Times New Roman" w:hAnsi="Times New Roman" w:cs="Times New Roman"/>
+          <w:sz w:val="28"/>
+          <w:szCs w:val="28"/>
+        </w:rPr>
+        <w:t>на</w:t>
+      </w:r>
+      <w:r>
+        <w:rPr>
+          <w:rFonts w:ascii="Times New Roman" w:hAnsi="Times New Roman" w:cs="Times New Roman"/>
+          <w:color w:val="FF0000"/>
+          <w:sz w:val="28"/>
+          <w:szCs w:val="28"/>
+        </w:rPr>
+        <w:t xml:space="preserve"> </w:t>
+      </w:r>
+      <w:r>
+        <w:rPr>
+          <w:rFonts w:ascii="Times New Roman" w:hAnsi="Times New Roman" w:cs="Times New Roman"/>
+          <w:sz w:val="28"/>
+          <w:szCs w:val="28"/>
+        </w:rPr>
+        <w:t xml:space="preserve">различных операционных </w:t>
+      </w:r>
       <w:proofErr w:type="spellStart"/>
       <w:r>
         <w:rPr>
@@ -918,7 +943,15 @@
           <w:sz w:val="28"/>
           <w:szCs w:val="28"/>
         </w:rPr>
-        <w:t>across</w:t>
+        <w:t>систе</w:t>
+      </w:r>
+      <w:r>
+        <w:rPr>
+          <w:rFonts w:ascii="Times New Roman" w:hAnsi="Times New Roman" w:cs="Times New Roman"/>
+          <w:sz w:val="28"/>
+          <w:szCs w:val="28"/>
+        </w:rPr>
+        <w:t>х</w:t>
       </w:r>
       <w:proofErr w:type="spellEnd"/>
       <w:r>
@@ -927,7 +960,7 @@
           <w:sz w:val="28"/>
           <w:szCs w:val="28"/>
         </w:rPr>
-        <w:t xml:space="preserve"> различных операционных систем и использует фоновую обработку данных для минимизации временных затрат пользователя.</w:t>
+        <w:t xml:space="preserve"> и использует фоновую обработку данных для минимизации временных затрат пользователя.</w:t>
       </w:r>
     </w:p>
     <w:p>
@@ -1311,6 +1344,7 @@
           <w:sz w:val="28"/>
           <w:szCs w:val="28"/>
         </w:rPr>
+        <w:lastRenderedPageBreak/>
         <w:t xml:space="preserve">       Оптимизацию восприятия: Улучшение читаемости кода и текста за счет синтаксической подсветки, поддерживаемой библиотекой </w:t>
       </w:r>
       <w:proofErr w:type="spellStart"/>
@@ -1329,6 +1363,31 @@
           <w:sz w:val="28"/>
           <w:szCs w:val="28"/>
         </w:rPr>
+        <w:t xml:space="preserve"> и технологии </w:t>
+      </w:r>
+      <w:r>
+        <w:rPr>
+          <w:rFonts w:ascii="Times New Roman" w:hAnsi="Times New Roman" w:cs="Times New Roman"/>
+          <w:sz w:val="28"/>
+          <w:szCs w:val="28"/>
+          <w:lang w:val="en-US"/>
+        </w:rPr>
+        <w:t>ANTLR</w:t>
+      </w:r>
+      <w:r>
+        <w:rPr>
+          <w:rFonts w:ascii="Times New Roman" w:hAnsi="Times New Roman" w:cs="Times New Roman"/>
+          <w:sz w:val="28"/>
+          <w:szCs w:val="28"/>
+        </w:rPr>
+        <w:t>4</w:t>
+      </w:r>
+      <w:r>
+        <w:rPr>
+          <w:rFonts w:ascii="Times New Roman" w:hAnsi="Times New Roman" w:cs="Times New Roman"/>
+          <w:sz w:val="28"/>
+          <w:szCs w:val="28"/>
+        </w:rPr>
         <w:t>.</w:t>
       </w:r>
     </w:p>
@@ -1349,7 +1408,6 @@
           <w:sz w:val="28"/>
           <w:szCs w:val="28"/>
         </w:rPr>
-        <w:lastRenderedPageBreak/>
         <w:t>4.  Фоновая обработка структурированных данных: Технологический процесс, выполняемый без активного участия пользователя, включающий:</w:t>
       </w:r>
     </w:p>
@@ -1694,23 +1752,16 @@
           <w:sz w:val="28"/>
           <w:szCs w:val="28"/>
         </w:rPr>
-        <w:t>Инженерия программного обеспечения: Проект является примером прикладной разработки с использованием современных практик (модульная архитектура, паттерны проектирования</w:t>
-      </w:r>
-      <w:r>
-        <w:rPr>
-          <w:rFonts w:ascii="Times New Roman" w:eastAsia="MS Gothic" w:hAnsi="Times New Roman" w:cs="Times New Roman"/>
-          <w:sz w:val="28"/>
-          <w:szCs w:val="28"/>
-        </w:rPr>
-        <w:t>如</w:t>
-      </w:r>
-      <w:r>
-        <w:rPr>
-          <w:rFonts w:ascii="Times New Roman" w:hAnsi="Times New Roman" w:cs="Times New Roman"/>
-          <w:sz w:val="28"/>
-          <w:szCs w:val="28"/>
-        </w:rPr>
-        <w:t xml:space="preserve"> MVVM, модульное тестирование с </w:t>
+        <w:t xml:space="preserve">Инженерия программного обеспечения: Проект является примером прикладной разработки с использованием современных практик </w:t>
+      </w:r>
+      <w:r>
+        <w:rPr>
+          <w:rFonts w:ascii="Times New Roman" w:hAnsi="Times New Roman" w:cs="Times New Roman"/>
+          <w:sz w:val="28"/>
+          <w:szCs w:val="28"/>
+        </w:rPr>
+        <w:lastRenderedPageBreak/>
+        <w:t xml:space="preserve">(модульная архитектура, паттерны проектирования MVVM, модульное тестирование с </w:t>
       </w:r>
       <w:proofErr w:type="spellStart"/>
       <w:r>
@@ -1748,7 +1799,6 @@
           <w:sz w:val="28"/>
           <w:szCs w:val="28"/>
         </w:rPr>
-        <w:lastRenderedPageBreak/>
         <w:t>Таким образом, предметом исследования</w:t>
       </w:r>
       <w:r>
@@ -1973,23 +2023,16 @@
           <w:sz w:val="28"/>
           <w:szCs w:val="28"/>
         </w:rPr>
-        <w:t xml:space="preserve">Разграничение: </w:t>
-      </w:r>
-      <w:r>
-        <w:rPr>
-          <w:rFonts w:ascii="Times New Roman" w:hAnsi="Times New Roman" w:cs="Times New Roman"/>
-          <w:sz w:val="28"/>
-          <w:szCs w:val="28"/>
-        </w:rPr>
-        <w:t>р</w:t>
-      </w:r>
-      <w:r>
-        <w:rPr>
-          <w:rFonts w:ascii="Times New Roman" w:hAnsi="Times New Roman" w:cs="Times New Roman"/>
-          <w:sz w:val="28"/>
-          <w:szCs w:val="28"/>
-        </w:rPr>
-        <w:t>азрабатываемое средство не управляет учебными курсами, не назначает задания и не отслеживает прогресс в рамках формальной программы. Оно является персональным инструментом для систематизации и быстрого доступа к внутренним, личным знаниям и наработкам студента или разработчика, а не к внешнему учебному контенту. Его цель – не администрирование, а индивидуальная оптимизация</w:t>
+        <w:t xml:space="preserve">Разграничение: разрабатываемое средство не управляет учебными курсами, не назначает задания и не отслеживает прогресс в рамках формальной программы. Оно является персональным инструментом для систематизации и быстрого доступа к внутренним, личным знаниям и наработкам студента или разработчика, а не к внешнему учебному </w:t>
+      </w:r>
+      <w:r>
+        <w:rPr>
+          <w:rFonts w:ascii="Times New Roman" w:hAnsi="Times New Roman" w:cs="Times New Roman"/>
+          <w:sz w:val="28"/>
+          <w:szCs w:val="28"/>
+        </w:rPr>
+        <w:lastRenderedPageBreak/>
+        <w:t>контенту. Его цель – не администрирование, а индивидуальная оптимизация</w:t>
       </w:r>
       <w:r>
         <w:rPr>
@@ -2037,7 +2080,6 @@
           <w:sz w:val="28"/>
           <w:szCs w:val="28"/>
         </w:rPr>
-        <w:lastRenderedPageBreak/>
         <w:t>2.  Универсальные системы управления знаниями (PKM) и Заметочные приложения</w:t>
       </w:r>
     </w:p>
@@ -2422,23 +2464,7 @@
           <w:sz w:val="28"/>
           <w:szCs w:val="28"/>
         </w:rPr>
-        <w:t xml:space="preserve">Разграничение: </w:t>
-      </w:r>
-      <w:r>
-        <w:rPr>
-          <w:rFonts w:ascii="Times New Roman" w:hAnsi="Times New Roman" w:cs="Times New Roman"/>
-          <w:sz w:val="28"/>
-          <w:szCs w:val="28"/>
-        </w:rPr>
-        <w:t>р</w:t>
-      </w:r>
-      <w:r>
-        <w:rPr>
-          <w:rFonts w:ascii="Times New Roman" w:hAnsi="Times New Roman" w:cs="Times New Roman"/>
-          <w:sz w:val="28"/>
-          <w:szCs w:val="28"/>
-        </w:rPr>
-        <w:t xml:space="preserve">азрабатываемое средство выходит за рамки простого хранения сниппетов. Оно обеспечивает глубокую структурную организацию учебного контента. Если </w:t>
+        <w:t xml:space="preserve">Разграничение: разрабатываемое средство выходит за рамки простого хранения сниппетов. Оно обеспечивает глубокую структурную организацию учебного контента. Если </w:t>
       </w:r>
       <w:proofErr w:type="spellStart"/>
       <w:r>
@@ -2456,7 +2482,16 @@
           <w:sz w:val="28"/>
           <w:szCs w:val="28"/>
         </w:rPr>
-        <w:t>-менеджер работает с изолированными фрагментами, то данная система управляет целостной иерархической базой знаний, где фрагменты кода связаны с поясняющей документацией (</w:t>
+        <w:t xml:space="preserve">-менеджер работает с изолированными фрагментами, то данная система управляет целостной иерархической базой знаний, где фрагменты кода связаны с поясняющей </w:t>
+      </w:r>
+      <w:r>
+        <w:rPr>
+          <w:rFonts w:ascii="Times New Roman" w:hAnsi="Times New Roman" w:cs="Times New Roman"/>
+          <w:sz w:val="28"/>
+          <w:szCs w:val="28"/>
+        </w:rPr>
+        <w:lastRenderedPageBreak/>
+        <w:t>документацией (</w:t>
       </w:r>
       <w:proofErr w:type="spellStart"/>
       <w:r>
@@ -2492,16 +2527,7 @@
           <w:sz w:val="28"/>
           <w:szCs w:val="28"/>
         </w:rPr>
-        <w:t xml:space="preserve">. Кроме того, оно включает интеграционный компонент (стартовая </w:t>
-      </w:r>
-      <w:r>
-        <w:rPr>
-          <w:rFonts w:ascii="Times New Roman" w:hAnsi="Times New Roman" w:cs="Times New Roman"/>
-          <w:sz w:val="28"/>
-          <w:szCs w:val="28"/>
-        </w:rPr>
-        <w:lastRenderedPageBreak/>
-        <w:t xml:space="preserve">панель) для быстрого запуска внешних приложений, что не входит в функционал классических </w:t>
+        <w:t xml:space="preserve">. Кроме того, оно включает интеграционный компонент (стартовая панель) для быстрого запуска внешних приложений, что не входит в функционал классических </w:t>
       </w:r>
       <w:proofErr w:type="spellStart"/>
       <w:r>
@@ -2879,7 +2905,6 @@
           <w:sz w:val="28"/>
           <w:szCs w:val="28"/>
         </w:rPr>
-        <w:lastRenderedPageBreak/>
         <w:t>Сводная таблица разграничения областей:</w:t>
       </w:r>
     </w:p>
@@ -2906,15 +2931,15 @@
               <w:jc w:val="center"/>
               <w:rPr>
                 <w:rFonts w:ascii="Times New Roman" w:hAnsi="Times New Roman" w:cs="Times New Roman"/>
-                <w:sz w:val="28"/>
-                <w:szCs w:val="28"/>
+                <w:sz w:val="24"/>
+                <w:szCs w:val="24"/>
               </w:rPr>
             </w:pPr>
             <w:r>
               <w:rPr>
                 <w:rFonts w:ascii="Times New Roman" w:hAnsi="Times New Roman" w:cs="Times New Roman"/>
-                <w:sz w:val="28"/>
-                <w:szCs w:val="28"/>
+                <w:sz w:val="24"/>
+                <w:szCs w:val="24"/>
               </w:rPr>
               <w:t>Область / Класс приложений</w:t>
             </w:r>
@@ -2931,15 +2956,15 @@
               <w:jc w:val="center"/>
               <w:rPr>
                 <w:rFonts w:ascii="Times New Roman" w:hAnsi="Times New Roman" w:cs="Times New Roman"/>
-                <w:sz w:val="28"/>
-                <w:szCs w:val="28"/>
+                <w:sz w:val="24"/>
+                <w:szCs w:val="24"/>
               </w:rPr>
             </w:pPr>
             <w:r>
               <w:rPr>
                 <w:rFonts w:ascii="Times New Roman" w:hAnsi="Times New Roman" w:cs="Times New Roman"/>
-                <w:sz w:val="28"/>
-                <w:szCs w:val="28"/>
+                <w:sz w:val="24"/>
+                <w:szCs w:val="24"/>
               </w:rPr>
               <w:t>Основная цель</w:t>
             </w:r>
@@ -2956,15 +2981,15 @@
               <w:jc w:val="center"/>
               <w:rPr>
                 <w:rFonts w:ascii="Times New Roman" w:hAnsi="Times New Roman" w:cs="Times New Roman"/>
-                <w:sz w:val="28"/>
-                <w:szCs w:val="28"/>
+                <w:sz w:val="24"/>
+                <w:szCs w:val="24"/>
               </w:rPr>
             </w:pPr>
             <w:r>
               <w:rPr>
                 <w:rFonts w:ascii="Times New Roman" w:hAnsi="Times New Roman" w:cs="Times New Roman"/>
-                <w:sz w:val="28"/>
-                <w:szCs w:val="28"/>
+                <w:sz w:val="24"/>
+                <w:szCs w:val="24"/>
               </w:rPr>
               <w:t>Ключевое отличие разрабатываемого средства</w:t>
             </w:r>
@@ -2981,15 +3006,15 @@
               <w:spacing w:line="360" w:lineRule="auto"/>
               <w:rPr>
                 <w:rFonts w:ascii="Times New Roman" w:hAnsi="Times New Roman" w:cs="Times New Roman"/>
-                <w:sz w:val="28"/>
-                <w:szCs w:val="28"/>
+                <w:sz w:val="24"/>
+                <w:szCs w:val="24"/>
               </w:rPr>
             </w:pPr>
             <w:r>
               <w:rPr>
                 <w:rFonts w:ascii="Times New Roman" w:hAnsi="Times New Roman" w:cs="Times New Roman"/>
-                <w:sz w:val="28"/>
-                <w:szCs w:val="28"/>
+                <w:sz w:val="24"/>
+                <w:szCs w:val="24"/>
               </w:rPr>
               <w:t>Системы управления обучением (LMS)</w:t>
             </w:r>
@@ -3005,15 +3030,15 @@
               <w:jc w:val="both"/>
               <w:rPr>
                 <w:rFonts w:ascii="Times New Roman" w:hAnsi="Times New Roman" w:cs="Times New Roman"/>
-                <w:sz w:val="28"/>
-                <w:szCs w:val="28"/>
+                <w:sz w:val="24"/>
+                <w:szCs w:val="24"/>
               </w:rPr>
             </w:pPr>
             <w:r>
               <w:rPr>
                 <w:rFonts w:ascii="Times New Roman" w:hAnsi="Times New Roman" w:cs="Times New Roman"/>
-                <w:sz w:val="28"/>
-                <w:szCs w:val="28"/>
+                <w:sz w:val="24"/>
+                <w:szCs w:val="24"/>
               </w:rPr>
               <w:t>Администрирование учебных курсов</w:t>
             </w:r>
@@ -3028,15 +3053,15 @@
               <w:spacing w:line="360" w:lineRule="auto"/>
               <w:rPr>
                 <w:rFonts w:ascii="Times New Roman" w:hAnsi="Times New Roman" w:cs="Times New Roman"/>
-                <w:sz w:val="28"/>
-                <w:szCs w:val="28"/>
+                <w:sz w:val="24"/>
+                <w:szCs w:val="24"/>
               </w:rPr>
             </w:pPr>
             <w:r>
               <w:rPr>
                 <w:rFonts w:ascii="Times New Roman" w:hAnsi="Times New Roman" w:cs="Times New Roman"/>
-                <w:sz w:val="28"/>
-                <w:szCs w:val="28"/>
+                <w:sz w:val="24"/>
+                <w:szCs w:val="24"/>
               </w:rPr>
               <w:t>Персональный инструмент для внутренних знаний, а не администрирования внешних курсов</w:t>
             </w:r>
@@ -3053,15 +3078,15 @@
               <w:spacing w:line="360" w:lineRule="auto"/>
               <w:rPr>
                 <w:rFonts w:ascii="Times New Roman" w:hAnsi="Times New Roman" w:cs="Times New Roman"/>
-                <w:sz w:val="28"/>
-                <w:szCs w:val="28"/>
+                <w:sz w:val="24"/>
+                <w:szCs w:val="24"/>
               </w:rPr>
             </w:pPr>
             <w:r>
               <w:rPr>
                 <w:rFonts w:ascii="Times New Roman" w:hAnsi="Times New Roman" w:cs="Times New Roman"/>
-                <w:sz w:val="28"/>
-                <w:szCs w:val="28"/>
+                <w:sz w:val="24"/>
+                <w:szCs w:val="24"/>
               </w:rPr>
               <w:t>Универсальные PKM (</w:t>
             </w:r>
@@ -3069,8 +3094,8 @@
             <w:r>
               <w:rPr>
                 <w:rFonts w:ascii="Times New Roman" w:hAnsi="Times New Roman" w:cs="Times New Roman"/>
-                <w:sz w:val="28"/>
-                <w:szCs w:val="28"/>
+                <w:sz w:val="24"/>
+                <w:szCs w:val="24"/>
               </w:rPr>
               <w:t>Notion</w:t>
             </w:r>
@@ -3078,8 +3103,8 @@
             <w:r>
               <w:rPr>
                 <w:rFonts w:ascii="Times New Roman" w:hAnsi="Times New Roman" w:cs="Times New Roman"/>
-                <w:sz w:val="28"/>
-                <w:szCs w:val="28"/>
+                <w:sz w:val="24"/>
+                <w:szCs w:val="24"/>
               </w:rPr>
               <w:t xml:space="preserve">, </w:t>
             </w:r>
@@ -3087,8 +3112,8 @@
             <w:r>
               <w:rPr>
                 <w:rFonts w:ascii="Times New Roman" w:hAnsi="Times New Roman" w:cs="Times New Roman"/>
-                <w:sz w:val="28"/>
-                <w:szCs w:val="28"/>
+                <w:sz w:val="24"/>
+                <w:szCs w:val="24"/>
               </w:rPr>
               <w:t>Obsidian</w:t>
             </w:r>
@@ -3096,8 +3121,8 @@
             <w:r>
               <w:rPr>
                 <w:rFonts w:ascii="Times New Roman" w:hAnsi="Times New Roman" w:cs="Times New Roman"/>
-                <w:sz w:val="28"/>
-                <w:szCs w:val="28"/>
+                <w:sz w:val="24"/>
+                <w:szCs w:val="24"/>
               </w:rPr>
               <w:t>)</w:t>
             </w:r>
@@ -3112,15 +3137,15 @@
               <w:spacing w:line="360" w:lineRule="auto"/>
               <w:rPr>
                 <w:rFonts w:ascii="Times New Roman" w:hAnsi="Times New Roman" w:cs="Times New Roman"/>
-                <w:sz w:val="28"/>
-                <w:szCs w:val="28"/>
+                <w:sz w:val="24"/>
+                <w:szCs w:val="24"/>
               </w:rPr>
             </w:pPr>
             <w:r>
               <w:rPr>
                 <w:rFonts w:ascii="Times New Roman" w:hAnsi="Times New Roman" w:cs="Times New Roman"/>
-                <w:sz w:val="28"/>
-                <w:szCs w:val="28"/>
+                <w:sz w:val="24"/>
+                <w:szCs w:val="24"/>
               </w:rPr>
               <w:t>Универсальное управление знаниями</w:t>
             </w:r>
@@ -3135,15 +3160,15 @@
               <w:spacing w:line="360" w:lineRule="auto"/>
               <w:rPr>
                 <w:rFonts w:ascii="Times New Roman" w:hAnsi="Times New Roman" w:cs="Times New Roman"/>
-                <w:sz w:val="28"/>
-                <w:szCs w:val="28"/>
+                <w:sz w:val="24"/>
+                <w:szCs w:val="24"/>
               </w:rPr>
             </w:pPr>
             <w:r>
               <w:rPr>
                 <w:rFonts w:ascii="Times New Roman" w:hAnsi="Times New Roman" w:cs="Times New Roman"/>
-                <w:sz w:val="28"/>
-                <w:szCs w:val="28"/>
+                <w:sz w:val="24"/>
+                <w:szCs w:val="24"/>
               </w:rPr>
               <w:t xml:space="preserve">Специализация на IT-контенте: </w:t>
             </w:r>
@@ -3151,8 +3176,8 @@
             <w:r>
               <w:rPr>
                 <w:rFonts w:ascii="Times New Roman" w:hAnsi="Times New Roman" w:cs="Times New Roman"/>
-                <w:sz w:val="28"/>
-                <w:szCs w:val="28"/>
+                <w:sz w:val="24"/>
+                <w:szCs w:val="24"/>
               </w:rPr>
               <w:t>парсинг</w:t>
             </w:r>
@@ -3160,8 +3185,8 @@
             <w:r>
               <w:rPr>
                 <w:rFonts w:ascii="Times New Roman" w:hAnsi="Times New Roman" w:cs="Times New Roman"/>
-                <w:sz w:val="28"/>
-                <w:szCs w:val="28"/>
+                <w:sz w:val="24"/>
+                <w:szCs w:val="24"/>
               </w:rPr>
               <w:t xml:space="preserve"> кода, структурированные шаблоны (*.</w:t>
             </w:r>
@@ -3169,8 +3194,8 @@
             <w:r>
               <w:rPr>
                 <w:rFonts w:ascii="Times New Roman" w:hAnsi="Times New Roman" w:cs="Times New Roman"/>
-                <w:sz w:val="28"/>
-                <w:szCs w:val="28"/>
+                <w:sz w:val="24"/>
+                <w:szCs w:val="24"/>
               </w:rPr>
               <w:t>st</w:t>
             </w:r>
@@ -3178,8 +3203,8 @@
             <w:r>
               <w:rPr>
                 <w:rFonts w:ascii="Times New Roman" w:hAnsi="Times New Roman" w:cs="Times New Roman"/>
-                <w:sz w:val="28"/>
-                <w:szCs w:val="28"/>
+                <w:sz w:val="24"/>
+                <w:szCs w:val="24"/>
               </w:rPr>
               <w:t>), ориентация на фрагменты</w:t>
             </w:r>
@@ -3197,16 +3222,16 @@
               <w:jc w:val="both"/>
               <w:rPr>
                 <w:rFonts w:ascii="Times New Roman" w:hAnsi="Times New Roman" w:cs="Times New Roman"/>
-                <w:sz w:val="28"/>
-                <w:szCs w:val="28"/>
+                <w:sz w:val="24"/>
+                <w:szCs w:val="24"/>
               </w:rPr>
             </w:pPr>
             <w:proofErr w:type="spellStart"/>
             <w:r>
               <w:rPr>
                 <w:rFonts w:ascii="Times New Roman" w:hAnsi="Times New Roman" w:cs="Times New Roman"/>
-                <w:sz w:val="28"/>
-                <w:szCs w:val="28"/>
+                <w:sz w:val="24"/>
+                <w:szCs w:val="24"/>
               </w:rPr>
               <w:t>Сниппет</w:t>
             </w:r>
@@ -3214,8 +3239,8 @@
             <w:r>
               <w:rPr>
                 <w:rFonts w:ascii="Times New Roman" w:hAnsi="Times New Roman" w:cs="Times New Roman"/>
-                <w:sz w:val="28"/>
-                <w:szCs w:val="28"/>
+                <w:sz w:val="24"/>
+                <w:szCs w:val="24"/>
               </w:rPr>
               <w:t>-менеджеры</w:t>
             </w:r>
@@ -3231,15 +3256,15 @@
               <w:jc w:val="both"/>
               <w:rPr>
                 <w:rFonts w:ascii="Times New Roman" w:hAnsi="Times New Roman" w:cs="Times New Roman"/>
-                <w:sz w:val="28"/>
-                <w:szCs w:val="28"/>
+                <w:sz w:val="24"/>
+                <w:szCs w:val="24"/>
               </w:rPr>
             </w:pPr>
             <w:r>
               <w:rPr>
                 <w:rFonts w:ascii="Times New Roman" w:hAnsi="Times New Roman" w:cs="Times New Roman"/>
-                <w:sz w:val="28"/>
-                <w:szCs w:val="28"/>
+                <w:sz w:val="24"/>
+                <w:szCs w:val="24"/>
               </w:rPr>
               <w:t>Хранение и вставка фрагментов кода</w:t>
             </w:r>
@@ -3254,15 +3279,15 @@
               <w:spacing w:line="360" w:lineRule="auto"/>
               <w:rPr>
                 <w:rFonts w:ascii="Times New Roman" w:hAnsi="Times New Roman" w:cs="Times New Roman"/>
-                <w:sz w:val="28"/>
-                <w:szCs w:val="28"/>
+                <w:sz w:val="24"/>
+                <w:szCs w:val="24"/>
               </w:rPr>
             </w:pPr>
             <w:r>
               <w:rPr>
                 <w:rFonts w:ascii="Times New Roman" w:hAnsi="Times New Roman" w:cs="Times New Roman"/>
-                <w:sz w:val="28"/>
-                <w:szCs w:val="28"/>
+                <w:sz w:val="24"/>
+                <w:szCs w:val="24"/>
               </w:rPr>
               <w:t>Глубокая иерархическая организация, связь с документацией, интеграция с приложениями</w:t>
             </w:r>
@@ -3280,15 +3305,15 @@
               <w:jc w:val="both"/>
               <w:rPr>
                 <w:rFonts w:ascii="Times New Roman" w:hAnsi="Times New Roman" w:cs="Times New Roman"/>
-                <w:sz w:val="28"/>
-                <w:szCs w:val="28"/>
+                <w:sz w:val="24"/>
+                <w:szCs w:val="24"/>
               </w:rPr>
             </w:pPr>
             <w:r>
               <w:rPr>
                 <w:rFonts w:ascii="Times New Roman" w:hAnsi="Times New Roman" w:cs="Times New Roman"/>
-                <w:sz w:val="28"/>
-                <w:szCs w:val="28"/>
+                <w:sz w:val="24"/>
+                <w:szCs w:val="24"/>
               </w:rPr>
               <w:t>Интегрированные среды разработки (IDE)</w:t>
             </w:r>
@@ -3304,15 +3329,15 @@
               <w:jc w:val="both"/>
               <w:rPr>
                 <w:rFonts w:ascii="Times New Roman" w:hAnsi="Times New Roman" w:cs="Times New Roman"/>
-                <w:sz w:val="28"/>
-                <w:szCs w:val="28"/>
+                <w:sz w:val="24"/>
+                <w:szCs w:val="24"/>
               </w:rPr>
             </w:pPr>
             <w:r>
               <w:rPr>
                 <w:rFonts w:ascii="Times New Roman" w:hAnsi="Times New Roman" w:cs="Times New Roman"/>
-                <w:sz w:val="28"/>
-                <w:szCs w:val="28"/>
+                <w:sz w:val="24"/>
+                <w:szCs w:val="24"/>
               </w:rPr>
               <w:t>Разработка и отладки ПО</w:t>
             </w:r>
@@ -3327,15 +3352,15 @@
               <w:spacing w:line="360" w:lineRule="auto"/>
               <w:rPr>
                 <w:rFonts w:ascii="Times New Roman" w:hAnsi="Times New Roman" w:cs="Times New Roman"/>
-                <w:sz w:val="28"/>
-                <w:szCs w:val="28"/>
+                <w:sz w:val="24"/>
+                <w:szCs w:val="24"/>
               </w:rPr>
             </w:pPr>
             <w:r>
               <w:rPr>
                 <w:rFonts w:ascii="Times New Roman" w:hAnsi="Times New Roman" w:cs="Times New Roman"/>
-                <w:sz w:val="28"/>
-                <w:szCs w:val="28"/>
+                <w:sz w:val="24"/>
+                <w:szCs w:val="24"/>
               </w:rPr>
               <w:t>Кросс-языковое и кросс-проектное хранилище знаний, дополняющее, а не заменяющее IDE</w:t>
             </w:r>
@@ -3353,15 +3378,15 @@
               <w:jc w:val="both"/>
               <w:rPr>
                 <w:rFonts w:ascii="Times New Roman" w:hAnsi="Times New Roman" w:cs="Times New Roman"/>
-                <w:sz w:val="28"/>
-                <w:szCs w:val="28"/>
+                <w:sz w:val="24"/>
+                <w:szCs w:val="24"/>
               </w:rPr>
             </w:pPr>
             <w:r>
               <w:rPr>
                 <w:rFonts w:ascii="Times New Roman" w:hAnsi="Times New Roman" w:cs="Times New Roman"/>
-                <w:sz w:val="28"/>
-                <w:szCs w:val="28"/>
+                <w:sz w:val="24"/>
+                <w:szCs w:val="24"/>
               </w:rPr>
               <w:t>Файловые менеджеры</w:t>
             </w:r>
@@ -3377,15 +3402,15 @@
               <w:jc w:val="both"/>
               <w:rPr>
                 <w:rFonts w:ascii="Times New Roman" w:hAnsi="Times New Roman" w:cs="Times New Roman"/>
-                <w:sz w:val="28"/>
-                <w:szCs w:val="28"/>
+                <w:sz w:val="24"/>
+                <w:szCs w:val="24"/>
               </w:rPr>
             </w:pPr>
             <w:r>
               <w:rPr>
                 <w:rFonts w:ascii="Times New Roman" w:hAnsi="Times New Roman" w:cs="Times New Roman"/>
-                <w:sz w:val="28"/>
-                <w:szCs w:val="28"/>
+                <w:sz w:val="24"/>
+                <w:szCs w:val="24"/>
               </w:rPr>
               <w:t>Навигация по файловой системе</w:t>
             </w:r>
@@ -3400,15 +3425,15 @@
               <w:spacing w:line="360" w:lineRule="auto"/>
               <w:rPr>
                 <w:rFonts w:ascii="Times New Roman" w:hAnsi="Times New Roman" w:cs="Times New Roman"/>
-                <w:sz w:val="28"/>
-                <w:szCs w:val="28"/>
+                <w:sz w:val="24"/>
+                <w:szCs w:val="24"/>
               </w:rPr>
             </w:pPr>
             <w:r>
               <w:rPr>
                 <w:rFonts w:ascii="Times New Roman" w:hAnsi="Times New Roman" w:cs="Times New Roman"/>
-                <w:sz w:val="28"/>
-                <w:szCs w:val="28"/>
+                <w:sz w:val="24"/>
+                <w:szCs w:val="24"/>
               </w:rPr>
               <w:t>Семантический анализ содержимого файлов, работа со внутренней структурой данных</w:t>
             </w:r>
@@ -3683,7 +3708,6 @@
           <w:sz w:val="28"/>
           <w:szCs w:val="28"/>
         </w:rPr>
-        <w:lastRenderedPageBreak/>
         <w:t>Создание портфолио проектов и решений: Накопление и организация собственных наработок, что способствует формированию профессионального портфолио.</w:t>
       </w:r>
     </w:p>
@@ -3733,7 +3757,16 @@
           <w:sz w:val="28"/>
           <w:szCs w:val="28"/>
         </w:rPr>
-        <w:t>Управление библиотекой шаблонов и сниппетов: Хранение часто используемых фрагментов кода, стандартных решений, SQL-запросов, конфигурационных файлов и скриптов развертывания. Это избавляет от необходимости каждый раз искать решения в интернете или старых проектах.</w:t>
+        <w:t xml:space="preserve">Управление библиотекой шаблонов и сниппетов: Хранение часто используемых фрагментов кода, стандартных решений, SQL-запросов, конфигурационных файлов и скриптов развертывания. Это избавляет от </w:t>
+      </w:r>
+      <w:r>
+        <w:rPr>
+          <w:rFonts w:ascii="Times New Roman" w:hAnsi="Times New Roman" w:cs="Times New Roman"/>
+          <w:sz w:val="28"/>
+          <w:szCs w:val="28"/>
+        </w:rPr>
+        <w:lastRenderedPageBreak/>
+        <w:t>необходимости каждый раз искать решения в интернете или старых проектах.</w:t>
       </w:r>
     </w:p>
     <w:p>
@@ -3975,23 +4008,11 @@
       <w:r>
         <w:rPr>
           <w:rFonts w:ascii="Times New Roman" w:hAnsi="Times New Roman" w:cs="Times New Roman"/>
-          <w:color w:val="FF0000"/>
-          <w:sz w:val="28"/>
-          <w:szCs w:val="28"/>
-        </w:rPr>
-        <w:t>код-</w:t>
-      </w:r>
-      <w:proofErr w:type="spellStart"/>
-      <w:r>
-        <w:rPr>
-          <w:rFonts w:ascii="Times New Roman" w:hAnsi="Times New Roman" w:cs="Times New Roman"/>
-          <w:color w:val="FF0000"/>
-          <w:sz w:val="28"/>
-          <w:szCs w:val="28"/>
-        </w:rPr>
-        <w:t>стайлов</w:t>
-      </w:r>
-      <w:proofErr w:type="spellEnd"/>
+          <w:sz w:val="28"/>
+          <w:szCs w:val="28"/>
+        </w:rPr>
+        <w:t>правил оформления кода</w:t>
+      </w:r>
       <w:r>
         <w:rPr>
           <w:rFonts w:ascii="Times New Roman" w:hAnsi="Times New Roman" w:cs="Times New Roman"/>
@@ -4061,23 +4082,21 @@
         </w:rPr>
         <w:t xml:space="preserve">: Наставник может подготовить для стажера структурированную подборку материалов и примеров. Возможность быстро показать стандартный способ решения проблемы во время </w:t>
       </w:r>
-      <w:proofErr w:type="spellStart"/>
-      <w:r>
-        <w:rPr>
-          <w:rFonts w:ascii="Times New Roman" w:hAnsi="Times New Roman" w:cs="Times New Roman"/>
-          <w:sz w:val="28"/>
-          <w:szCs w:val="28"/>
-        </w:rPr>
-        <w:t>ревью</w:t>
-      </w:r>
-      <w:proofErr w:type="spellEnd"/>
-      <w:r>
-        <w:rPr>
-          <w:rFonts w:ascii="Times New Roman" w:hAnsi="Times New Roman" w:cs="Times New Roman"/>
-          <w:sz w:val="28"/>
-          <w:szCs w:val="28"/>
-        </w:rPr>
-        <w:t xml:space="preserve"> кода.</w:t>
+      <w:r>
+        <w:rPr>
+          <w:rFonts w:ascii="Times New Roman" w:hAnsi="Times New Roman" w:cs="Times New Roman"/>
+          <w:sz w:val="28"/>
+          <w:szCs w:val="28"/>
+        </w:rPr>
+        <w:t xml:space="preserve">просмотра </w:t>
+      </w:r>
+      <w:r>
+        <w:rPr>
+          <w:rFonts w:ascii="Times New Roman" w:hAnsi="Times New Roman" w:cs="Times New Roman"/>
+          <w:sz w:val="28"/>
+          <w:szCs w:val="28"/>
+        </w:rPr>
+        <w:t>кода.</w:t>
       </w:r>
     </w:p>
     <w:p>
@@ -4102,7 +4121,6 @@
           <w:sz w:val="28"/>
           <w:szCs w:val="28"/>
         </w:rPr>
-        <w:lastRenderedPageBreak/>
         <w:t>Ускорение разработки: Снижение временных затрат на написание рутинного кода за счет использования готовых, проверенных шаблонов из внутренней базы.</w:t>
       </w:r>
     </w:p>
@@ -4188,7 +4206,16 @@
           <w:sz w:val="28"/>
           <w:szCs w:val="28"/>
         </w:rPr>
-        <w:t>` файлов, предоставляя студентам не просто набор файлов, а удобную для навигации иерархическую систему.</w:t>
+        <w:t xml:space="preserve">` </w:t>
+      </w:r>
+      <w:r>
+        <w:rPr>
+          <w:rFonts w:ascii="Times New Roman" w:hAnsi="Times New Roman" w:cs="Times New Roman"/>
+          <w:sz w:val="28"/>
+          <w:szCs w:val="28"/>
+        </w:rPr>
+        <w:lastRenderedPageBreak/>
+        <w:t>файлов, предоставляя студентам не просто набор файлов, а удобную для навигации иерархическую систему.</w:t>
       </w:r>
     </w:p>
     <w:p>
@@ -4444,7 +4471,6 @@
           <w:sz w:val="28"/>
           <w:szCs w:val="28"/>
         </w:rPr>
-        <w:lastRenderedPageBreak/>
         <w:t xml:space="preserve">Система одинаково хорошо работает под управлением Windows, Linux и </w:t>
       </w:r>
       <w:proofErr w:type="spellStart"/>
@@ -4491,7 +4517,12 @@
           <w:szCs w:val="28"/>
         </w:rPr>
       </w:pPr>
-      <w:r>
+    </w:p>
+    <w:p>
+      <w:pPr>
+        <w:spacing w:after="0" w:line="360" w:lineRule="auto"/>
+        <w:ind w:firstLine="709"/>
+        <w:jc w:val="center"/>
         <w:rPr>
           <w:rFonts w:ascii="Times New Roman" w:hAnsi="Times New Roman" w:cs="Times New Roman"/>
           <w:b/>
@@ -4499,6 +4530,44 @@
           <w:sz w:val="28"/>
           <w:szCs w:val="28"/>
         </w:rPr>
+      </w:pPr>
+    </w:p>
+    <w:p>
+      <w:pPr>
+        <w:spacing w:after="0" w:line="360" w:lineRule="auto"/>
+        <w:ind w:firstLine="709"/>
+        <w:jc w:val="center"/>
+        <w:rPr>
+          <w:rFonts w:ascii="Times New Roman" w:hAnsi="Times New Roman" w:cs="Times New Roman"/>
+          <w:b/>
+          <w:bCs/>
+          <w:sz w:val="28"/>
+          <w:szCs w:val="28"/>
+        </w:rPr>
+      </w:pPr>
+    </w:p>
+    <w:p>
+      <w:pPr>
+        <w:spacing w:after="0" w:line="360" w:lineRule="auto"/>
+        <w:ind w:firstLine="709"/>
+        <w:jc w:val="center"/>
+        <w:rPr>
+          <w:rFonts w:ascii="Times New Roman" w:hAnsi="Times New Roman" w:cs="Times New Roman"/>
+          <w:b/>
+          <w:bCs/>
+          <w:sz w:val="28"/>
+          <w:szCs w:val="28"/>
+        </w:rPr>
+      </w:pPr>
+      <w:r>
+        <w:rPr>
+          <w:rFonts w:ascii="Times New Roman" w:hAnsi="Times New Roman" w:cs="Times New Roman"/>
+          <w:b/>
+          <w:bCs/>
+          <w:sz w:val="28"/>
+          <w:szCs w:val="28"/>
+        </w:rPr>
+        <w:lastRenderedPageBreak/>
         <w:t>1.4.4. Конкретные примеры применения из функционала проекта</w:t>
       </w:r>
     </w:p>
@@ -4730,7 +4799,6 @@
       <w:r>
         <w:rPr>
           <w:rFonts w:ascii="Times New Roman" w:hAnsi="Times New Roman" w:cs="Times New Roman"/>
-          <w:color w:val="FF0000"/>
           <w:sz w:val="28"/>
           <w:szCs w:val="28"/>
         </w:rPr>
@@ -4745,17 +4813,14 @@
         </w:rPr>
         <w:t xml:space="preserve"> по значению". В панели просмотра </w:t>
       </w:r>
-      <w:proofErr w:type="spellStart"/>
-      <w:r>
-        <w:rPr>
-          <w:rFonts w:ascii="Times New Roman" w:hAnsi="Times New Roman" w:cs="Times New Roman"/>
-          <w:color w:val="FF0000"/>
-          <w:sz w:val="28"/>
-          <w:szCs w:val="28"/>
-        </w:rPr>
-        <w:t>instantly</w:t>
-      </w:r>
-      <w:proofErr w:type="spellEnd"/>
+      <w:r>
+        <w:rPr>
+          <w:rFonts w:ascii="Times New Roman" w:hAnsi="Times New Roman" w:cs="Times New Roman"/>
+          <w:sz w:val="28"/>
+          <w:szCs w:val="28"/>
+        </w:rPr>
+        <w:t>сразу</w:t>
+      </w:r>
       <w:r>
         <w:rPr>
           <w:rFonts w:ascii="Times New Roman" w:hAnsi="Times New Roman" w:cs="Times New Roman"/>
@@ -4961,16 +5026,7 @@
           <w:sz w:val="28"/>
           <w:szCs w:val="28"/>
         </w:rPr>
-        <w:t xml:space="preserve">-разметки, добавляя </w:t>
-      </w:r>
-      <w:r>
-        <w:rPr>
-          <w:rFonts w:ascii="Times New Roman" w:hAnsi="Times New Roman" w:cs="Times New Roman"/>
-          <w:sz w:val="28"/>
-          <w:szCs w:val="28"/>
-        </w:rPr>
-        <w:lastRenderedPageBreak/>
-        <w:t xml:space="preserve">заголовки, блоки кода с примерами использования функций </w:t>
+        <w:t xml:space="preserve">-разметки, добавляя заголовки, блоки кода с примерами использования функций </w:t>
       </w:r>
       <w:proofErr w:type="spellStart"/>
       <w:r>
@@ -5045,6 +5101,7 @@
           <w:sz w:val="28"/>
           <w:szCs w:val="28"/>
         </w:rPr>
+        <w:lastRenderedPageBreak/>
         <w:t>Сфера применения разрабатываемого средства охватывает полный жизненный цикл работы с информацией IT-специалиста – от этапа обучения до профессиональной деятельности, как в индивидуальном, так и в командном формате. Его универсальность, специализация под IT-контент и кроссплатформенность делают его мощным инструментом для повышения личной и командной продуктивности.</w:t>
       </w:r>
     </w:p>
@@ -7330,7 +7387,7 @@
 </file>
 
 <file path=customXml/itemProps2.xml><?xml version="1.0" encoding="utf-8"?>
-<ds:datastoreItem xmlns:ds="http://schemas.openxmlformats.org/officeDocument/2006/customXml" ds:itemID="{D3010095-DDEE-4C63-83CF-5CAE5ACD4481}">
+<ds:datastoreItem xmlns:ds="http://schemas.openxmlformats.org/officeDocument/2006/customXml" ds:itemID="{2202E423-8CA9-4B99-A6F0-7DD8821BCACC}">
   <ds:schemaRefs>
     <ds:schemaRef ds:uri="urn:markdown/source"/>
   </ds:schemaRefs>

--- a/docs/Диплом/Рабочая папка/Раздел 1.docx
+++ b/docs/Диплом/Рабочая папка/Раздел 1.docx
@@ -2023,7 +2023,15 @@
           <w:sz w:val="28"/>
           <w:szCs w:val="28"/>
         </w:rPr>
-        <w:t xml:space="preserve">Разграничение: разрабатываемое средство не управляет учебными курсами, не назначает задания и не отслеживает прогресс в рамках формальной программы. Оно является персональным инструментом для систематизации и быстрого доступа к внутренним, личным знаниям и наработкам студента или разработчика, а не к внешнему учебному </w:t>
+        <w:t>Отличия и специфика</w:t>
+      </w:r>
+      <w:r>
+        <w:rPr>
+          <w:rFonts w:ascii="Times New Roman" w:hAnsi="Times New Roman" w:cs="Times New Roman"/>
+          <w:sz w:val="28"/>
+          <w:szCs w:val="28"/>
+        </w:rPr>
+        <w:t xml:space="preserve">: разрабатываемое средство не управляет учебными курсами, не назначает задания и не отслеживает прогресс в рамках формальной программы. Оно является персональным инструментом для систематизации и быстрого доступа к внутренним, личным знаниям и наработкам студента или разработчика, а не к внешнему учебному контенту. Его цель – не администрирование, а </w:t>
       </w:r>
       <w:r>
         <w:rPr>
@@ -2032,7 +2040,7 @@
           <w:szCs w:val="28"/>
         </w:rPr>
         <w:lastRenderedPageBreak/>
-        <w:t>контенту. Его цель – не администрирование, а индивидуальная оптимизация</w:t>
+        <w:t>индивидуальная оптимизация</w:t>
       </w:r>
       <w:r>
         <w:rPr>
@@ -2182,7 +2190,7 @@
           <w:sz w:val="28"/>
           <w:szCs w:val="28"/>
         </w:rPr>
-        <w:t>Разграничение</w:t>
+        <w:t>Отличия и специфика</w:t>
       </w:r>
       <w:r>
         <w:rPr>
@@ -2464,7 +2472,15 @@
           <w:sz w:val="28"/>
           <w:szCs w:val="28"/>
         </w:rPr>
-        <w:t xml:space="preserve">Разграничение: разрабатываемое средство выходит за рамки простого хранения сниппетов. Оно обеспечивает глубокую структурную организацию учебного контента. Если </w:t>
+        <w:t>Отличия и специфика</w:t>
+      </w:r>
+      <w:r>
+        <w:rPr>
+          <w:rFonts w:ascii="Times New Roman" w:hAnsi="Times New Roman" w:cs="Times New Roman"/>
+          <w:sz w:val="28"/>
+          <w:szCs w:val="28"/>
+        </w:rPr>
+        <w:t xml:space="preserve">: разрабатываемое средство выходит за рамки простого хранения сниппетов. Оно обеспечивает глубокую структурную организацию учебного контента. Если </w:t>
       </w:r>
       <w:proofErr w:type="spellStart"/>
       <w:r>
@@ -2509,25 +2525,7 @@
           <w:sz w:val="28"/>
           <w:szCs w:val="28"/>
         </w:rPr>
-        <w:t xml:space="preserve">), сгруппированы по темам и </w:t>
-      </w:r>
-      <w:proofErr w:type="gramStart"/>
-      <w:r>
-        <w:rPr>
-          <w:rFonts w:ascii="Times New Roman" w:hAnsi="Times New Roman" w:cs="Times New Roman"/>
-          <w:sz w:val="28"/>
-          <w:szCs w:val="28"/>
-        </w:rPr>
-        <w:t>под темам</w:t>
-      </w:r>
-      <w:proofErr w:type="gramEnd"/>
-      <w:r>
-        <w:rPr>
-          <w:rFonts w:ascii="Times New Roman" w:hAnsi="Times New Roman" w:cs="Times New Roman"/>
-          <w:sz w:val="28"/>
-          <w:szCs w:val="28"/>
-        </w:rPr>
-        <w:t xml:space="preserve">. Кроме того, оно включает интеграционный компонент (стартовая панель) для быстрого запуска внешних приложений, что не входит в функционал классических </w:t>
+        <w:t xml:space="preserve">), сгруппированы по темам и под темам. Кроме того, оно включает интеграционный компонент (стартовая панель) для быстрого запуска внешних приложений, что не входит в функционал классических </w:t>
       </w:r>
       <w:proofErr w:type="spellStart"/>
       <w:r>
@@ -2661,7 +2659,15 @@
           <w:sz w:val="28"/>
           <w:szCs w:val="28"/>
         </w:rPr>
-        <w:t>Разграничение: Данное средство не является заменой IDE. Оно выступает как вспомогательный, кросс-языковой и кросс-проектный спутник разработчика. В то время как IDE заточена под конкретный проект и язык, это приложение позволяет хранить и структурировать знания разных языков программирования (1C, C#, Python, Java) и технологий в едином пространстве, предоставляя доступ к ним независимо от того, в какой IDE в данный момент ведется работа.</w:t>
+        <w:t>Отличия и специфика</w:t>
+      </w:r>
+      <w:r>
+        <w:rPr>
+          <w:rFonts w:ascii="Times New Roman" w:hAnsi="Times New Roman" w:cs="Times New Roman"/>
+          <w:sz w:val="28"/>
+          <w:szCs w:val="28"/>
+        </w:rPr>
+        <w:t>: Данное средство не является заменой IDE. Оно выступает как вспомогательный, кросс-языковой и кросс-проектный спутник разработчика. В то время как IDE заточена под конкретный проект и язык, это приложение позволяет хранить и структурировать знания разных языков программирования (1C, C#, Python, Java) и технологий в едином пространстве, предоставляя доступ к ним независимо от того, в какой IDE в данный момент ведется работа.</w:t>
       </w:r>
     </w:p>
     <w:p>
@@ -2813,7 +2819,15 @@
           <w:sz w:val="28"/>
           <w:szCs w:val="28"/>
         </w:rPr>
-        <w:t>Разграничение: Разрабатываемое средство оперирует не просто файлами, а семантически обогащенными структурами. Оно "понимает" внутреннее устройство `*.</w:t>
+        <w:t>Отличия и специфика</w:t>
+      </w:r>
+      <w:r>
+        <w:rPr>
+          <w:rFonts w:ascii="Times New Roman" w:hAnsi="Times New Roman" w:cs="Times New Roman"/>
+          <w:sz w:val="28"/>
+          <w:szCs w:val="28"/>
+        </w:rPr>
+        <w:t>: Разрабатываемое средство оперирует не просто файлами, а семантически обогащенными структурами. Оно "понимает" внутреннее устройство `*.</w:t>
       </w:r>
       <w:proofErr w:type="spellStart"/>
       <w:r>
@@ -4332,25 +4346,7 @@
           <w:sz w:val="28"/>
           <w:szCs w:val="28"/>
         </w:rPr>
-        <w:t>Разработка и сопровождение на платформе 1</w:t>
-      </w:r>
-      <w:proofErr w:type="gramStart"/>
-      <w:r>
-        <w:rPr>
-          <w:rFonts w:ascii="Times New Roman" w:hAnsi="Times New Roman" w:cs="Times New Roman"/>
-          <w:sz w:val="28"/>
-          <w:szCs w:val="28"/>
-        </w:rPr>
-        <w:t>С:Предприятие</w:t>
-      </w:r>
-      <w:proofErr w:type="gramEnd"/>
-      <w:r>
-        <w:rPr>
-          <w:rFonts w:ascii="Times New Roman" w:hAnsi="Times New Roman" w:cs="Times New Roman"/>
-          <w:sz w:val="28"/>
-          <w:szCs w:val="28"/>
-        </w:rPr>
-        <w:t>:</w:t>
+        <w:t>Разработка и сопровождение на платформе 1С:Предприятие:</w:t>
       </w:r>
     </w:p>
     <w:p>
@@ -4430,23 +4426,13 @@
           <w:szCs w:val="28"/>
         </w:rPr>
       </w:pPr>
-      <w:proofErr w:type="gramStart"/>
-      <w:r>
-        <w:rPr>
-          <w:rFonts w:ascii="Times New Roman" w:hAnsi="Times New Roman" w:cs="Times New Roman"/>
-          <w:sz w:val="28"/>
-          <w:szCs w:val="28"/>
-        </w:rPr>
-        <w:t>Кросс-платформенная</w:t>
-      </w:r>
-      <w:proofErr w:type="gramEnd"/>
-      <w:r>
-        <w:rPr>
-          <w:rFonts w:ascii="Times New Roman" w:hAnsi="Times New Roman" w:cs="Times New Roman"/>
-          <w:sz w:val="28"/>
-          <w:szCs w:val="28"/>
-        </w:rPr>
-        <w:t xml:space="preserve"> разработка и администрирование:</w:t>
+      <w:r>
+        <w:rPr>
+          <w:rFonts w:ascii="Times New Roman" w:hAnsi="Times New Roman" w:cs="Times New Roman"/>
+          <w:sz w:val="28"/>
+          <w:szCs w:val="28"/>
+        </w:rPr>
+        <w:t>Кросс-платформенная разработка и администрирование:</w:t>
       </w:r>
     </w:p>
     <w:p>
@@ -7387,7 +7373,7 @@
 </file>
 
 <file path=customXml/itemProps2.xml><?xml version="1.0" encoding="utf-8"?>
-<ds:datastoreItem xmlns:ds="http://schemas.openxmlformats.org/officeDocument/2006/customXml" ds:itemID="{2202E423-8CA9-4B99-A6F0-7DD8821BCACC}">
+<ds:datastoreItem xmlns:ds="http://schemas.openxmlformats.org/officeDocument/2006/customXml" ds:itemID="{14FAD0EB-5ACE-4C8B-8059-AA73D626412C}">
   <ds:schemaRefs>
     <ds:schemaRef ds:uri="urn:markdown/source"/>
   </ds:schemaRefs>
